--- a/semestre-1/tecnologia-da-informaçao-1/materiais/agenda01-resumo-ti1.docx
+++ b/semestre-1/tecnologia-da-informaçao-1/materiais/agenda01-resumo-ti1.docx
@@ -195,25 +195,7 @@
           <w:sz w:val="24"/>
           <w:szCs w:val="24"/>
         </w:rPr>
-        <w:t xml:space="preserve"> (Youtube - Números binários – Jor </w:t>
-      </w:r>
-      <w:proofErr w:type="spellStart"/>
-      <w:r>
-        <w:rPr>
-          <w:rFonts w:ascii="Arial" w:hAnsi="Arial" w:cs="Arial"/>
-          <w:sz w:val="24"/>
-          <w:szCs w:val="24"/>
-        </w:rPr>
-        <w:t>Nass</w:t>
-      </w:r>
-      <w:proofErr w:type="spellEnd"/>
-      <w:r>
-        <w:rPr>
-          <w:rFonts w:ascii="Arial" w:hAnsi="Arial" w:cs="Arial"/>
-          <w:sz w:val="24"/>
-          <w:szCs w:val="24"/>
-        </w:rPr>
-        <w:t>)</w:t>
+        <w:t xml:space="preserve"> (Youtube - Números binários – Jor Nass)</w:t>
       </w:r>
     </w:p>
     <w:p>
@@ -375,25 +357,7 @@
           <w:sz w:val="24"/>
           <w:szCs w:val="24"/>
         </w:rPr>
-        <w:t xml:space="preserve"> O nível lógico zero (0) = chave desligada, ou seja, sem passagem de energia elétrica. Nível lógico (1</w:t>
-      </w:r>
-      <w:proofErr w:type="gramStart"/>
-      <w:r>
-        <w:rPr>
-          <w:rFonts w:ascii="Arial" w:hAnsi="Arial" w:cs="Arial"/>
-          <w:sz w:val="24"/>
-          <w:szCs w:val="24"/>
-        </w:rPr>
-        <w:t>)  =</w:t>
-      </w:r>
-      <w:proofErr w:type="gramEnd"/>
-      <w:r>
-        <w:rPr>
-          <w:rFonts w:ascii="Arial" w:hAnsi="Arial" w:cs="Arial"/>
-          <w:sz w:val="24"/>
-          <w:szCs w:val="24"/>
-        </w:rPr>
-        <w:t xml:space="preserve"> chave ligada, ou seja, passando energia elétrica. </w:t>
+        <w:t xml:space="preserve"> O nível lógico zero (0) = chave desligada, ou seja, sem passagem de energia elétrica. Nível lógico (1)  = chave ligada, ou seja, passando energia elétrica. </w:t>
       </w:r>
     </w:p>
     <w:p>
@@ -427,25 +391,7 @@
           <w:sz w:val="24"/>
           <w:szCs w:val="24"/>
         </w:rPr>
-        <w:t xml:space="preserve"> (Blog - como computador faz cálculo usando binário </w:t>
-      </w:r>
-      <w:proofErr w:type="spellStart"/>
-      <w:r>
-        <w:rPr>
-          <w:rFonts w:ascii="Arial" w:hAnsi="Arial" w:cs="Arial"/>
-          <w:sz w:val="24"/>
-          <w:szCs w:val="24"/>
-        </w:rPr>
-        <w:t>tecmundo</w:t>
-      </w:r>
-      <w:proofErr w:type="spellEnd"/>
-      <w:r>
-        <w:rPr>
-          <w:rFonts w:ascii="Arial" w:hAnsi="Arial" w:cs="Arial"/>
-          <w:sz w:val="24"/>
-          <w:szCs w:val="24"/>
-        </w:rPr>
-        <w:t>)</w:t>
+        <w:t xml:space="preserve"> (Blog - como computador faz cálculo usando binário tecmundo)</w:t>
       </w:r>
     </w:p>
     <w:p>
@@ -624,25 +570,7 @@
           <w:sz w:val="24"/>
           <w:szCs w:val="24"/>
         </w:rPr>
-        <w:t xml:space="preserve">(Youtube - Hardware – Arquitetura Geral dos Computadores – </w:t>
-      </w:r>
-      <w:proofErr w:type="spellStart"/>
-      <w:r>
-        <w:rPr>
-          <w:rFonts w:ascii="Arial" w:hAnsi="Arial" w:cs="Arial"/>
-          <w:sz w:val="24"/>
-          <w:szCs w:val="24"/>
-        </w:rPr>
-        <w:t>GEEaD</w:t>
-      </w:r>
-      <w:proofErr w:type="spellEnd"/>
-      <w:r>
-        <w:rPr>
-          <w:rFonts w:ascii="Arial" w:hAnsi="Arial" w:cs="Arial"/>
-          <w:sz w:val="24"/>
-          <w:szCs w:val="24"/>
-        </w:rPr>
-        <w:t>)</w:t>
+        <w:t>(Youtube - Hardware – Arquitetura Geral dos Computadores – GEEaD)</w:t>
       </w:r>
     </w:p>
     <w:p>
@@ -1354,29 +1282,7 @@
           <w:sz w:val="24"/>
           <w:szCs w:val="24"/>
         </w:rPr>
-        <w:t>circuitos integrados (</w:t>
-      </w:r>
-      <w:proofErr w:type="spellStart"/>
-      <w:r>
-        <w:rPr>
-          <w:rFonts w:ascii="Arial" w:hAnsi="Arial" w:cs="Arial"/>
-          <w:b/>
-          <w:bCs/>
-          <w:sz w:val="24"/>
-          <w:szCs w:val="24"/>
-        </w:rPr>
-        <w:t>microships</w:t>
-      </w:r>
-      <w:proofErr w:type="spellEnd"/>
-      <w:r>
-        <w:rPr>
-          <w:rFonts w:ascii="Arial" w:hAnsi="Arial" w:cs="Arial"/>
-          <w:b/>
-          <w:bCs/>
-          <w:sz w:val="24"/>
-          <w:szCs w:val="24"/>
-        </w:rPr>
-        <w:t>)</w:t>
+        <w:t>circuitos integrados (microships)</w:t>
       </w:r>
       <w:r>
         <w:rPr>
@@ -1416,7 +1322,6 @@
           <w:szCs w:val="24"/>
         </w:rPr>
       </w:pPr>
-      <w:proofErr w:type="spellStart"/>
       <w:r>
         <w:rPr>
           <w:rFonts w:ascii="Arial" w:hAnsi="Arial" w:cs="Arial"/>
@@ -1426,44 +1331,15 @@
           <w:szCs w:val="24"/>
         </w:rPr>
         <w:lastRenderedPageBreak/>
-        <w:t>Obs</w:t>
-      </w:r>
-      <w:proofErr w:type="spellEnd"/>
-      <w:r>
-        <w:rPr>
-          <w:rFonts w:ascii="Arial" w:hAnsi="Arial" w:cs="Arial"/>
-          <w:b/>
-          <w:bCs/>
-          <w:sz w:val="24"/>
-          <w:szCs w:val="24"/>
-        </w:rPr>
-        <w:t xml:space="preserve">: </w:t>
-      </w:r>
-      <w:r>
-        <w:rPr>
-          <w:rFonts w:ascii="Arial" w:hAnsi="Arial" w:cs="Arial"/>
-          <w:sz w:val="24"/>
-          <w:szCs w:val="24"/>
-        </w:rPr>
-        <w:t xml:space="preserve">Evolução (Ábaco &gt; </w:t>
-      </w:r>
-      <w:proofErr w:type="spellStart"/>
-      <w:r>
-        <w:rPr>
-          <w:rFonts w:ascii="Arial" w:hAnsi="Arial" w:cs="Arial"/>
-          <w:sz w:val="24"/>
-          <w:szCs w:val="24"/>
-        </w:rPr>
-        <w:t>Eniac</w:t>
-      </w:r>
-      <w:proofErr w:type="spellEnd"/>
-      <w:r>
-        <w:rPr>
-          <w:rFonts w:ascii="Arial" w:hAnsi="Arial" w:cs="Arial"/>
-          <w:sz w:val="24"/>
-          <w:szCs w:val="24"/>
-        </w:rPr>
-        <w:t xml:space="preserve"> &gt; Transistor &gt; Chip &gt; Microprocessador)</w:t>
+        <w:t xml:space="preserve">Obs: </w:t>
+      </w:r>
+      <w:r>
+        <w:rPr>
+          <w:rFonts w:ascii="Arial" w:hAnsi="Arial" w:cs="Arial"/>
+          <w:sz w:val="24"/>
+          <w:szCs w:val="24"/>
+        </w:rPr>
+        <w:t>Evolução (Ábaco &gt; Eniac &gt; Transistor &gt; Chip &gt; Microprocessador)</w:t>
       </w:r>
     </w:p>
     <w:p>
@@ -1583,27 +1459,15 @@
           <w:szCs w:val="24"/>
         </w:rPr>
       </w:pPr>
-      <w:proofErr w:type="spellStart"/>
-      <w:r>
-        <w:rPr>
-          <w:rFonts w:ascii="Arial" w:hAnsi="Arial" w:cs="Arial"/>
-          <w:b/>
-          <w:bCs/>
-          <w:sz w:val="24"/>
-          <w:szCs w:val="24"/>
-        </w:rPr>
-        <w:t>Placa-mãe</w:t>
-      </w:r>
-      <w:proofErr w:type="spellEnd"/>
-      <w:r>
-        <w:rPr>
-          <w:rFonts w:ascii="Arial" w:hAnsi="Arial" w:cs="Arial"/>
-          <w:b/>
-          <w:bCs/>
-          <w:sz w:val="24"/>
-          <w:szCs w:val="24"/>
-        </w:rPr>
-        <w:t xml:space="preserve">: </w:t>
+      <w:r>
+        <w:rPr>
+          <w:rFonts w:ascii="Arial" w:hAnsi="Arial" w:cs="Arial"/>
+          <w:b/>
+          <w:bCs/>
+          <w:sz w:val="24"/>
+          <w:szCs w:val="24"/>
+        </w:rPr>
+        <w:t xml:space="preserve">Placa-mãe: </w:t>
       </w:r>
       <w:r>
         <w:rPr>
@@ -1808,29 +1672,7 @@
           <w:sz w:val="24"/>
           <w:szCs w:val="24"/>
         </w:rPr>
-        <w:t xml:space="preserve"> (Randon Access </w:t>
-      </w:r>
-      <w:proofErr w:type="spellStart"/>
-      <w:r>
-        <w:rPr>
-          <w:rFonts w:ascii="Arial" w:hAnsi="Arial" w:cs="Arial"/>
-          <w:b/>
-          <w:bCs/>
-          <w:sz w:val="24"/>
-          <w:szCs w:val="24"/>
-        </w:rPr>
-        <w:t>Memory</w:t>
-      </w:r>
-      <w:proofErr w:type="spellEnd"/>
-      <w:r>
-        <w:rPr>
-          <w:rFonts w:ascii="Arial" w:hAnsi="Arial" w:cs="Arial"/>
-          <w:b/>
-          <w:bCs/>
-          <w:sz w:val="24"/>
-          <w:szCs w:val="24"/>
-        </w:rPr>
-        <w:t>)</w:t>
+        <w:t xml:space="preserve"> (Randon Access Memory)</w:t>
       </w:r>
       <w:r>
         <w:rPr>
@@ -1856,25 +1698,7 @@
           <w:sz w:val="24"/>
           <w:szCs w:val="24"/>
         </w:rPr>
-        <w:t xml:space="preserve"> Memória de conteúdo volátil (conteúdo se mantém apenas enquanto </w:t>
-      </w:r>
-      <w:proofErr w:type="spellStart"/>
-      <w:r>
-        <w:rPr>
-          <w:rFonts w:ascii="Arial" w:hAnsi="Arial" w:cs="Arial"/>
-          <w:sz w:val="24"/>
-          <w:szCs w:val="24"/>
-        </w:rPr>
-        <w:t>pc</w:t>
-      </w:r>
-      <w:proofErr w:type="spellEnd"/>
-      <w:r>
-        <w:rPr>
-          <w:rFonts w:ascii="Arial" w:hAnsi="Arial" w:cs="Arial"/>
-          <w:sz w:val="24"/>
-          <w:szCs w:val="24"/>
-        </w:rPr>
-        <w:t xml:space="preserve"> estiver ligado).</w:t>
+        <w:t xml:space="preserve"> Memória de conteúdo volátil (conteúdo se mantém apenas enquanto pc estiver ligado).</w:t>
       </w:r>
       <w:r>
         <w:rPr>
@@ -1905,77 +1729,15 @@
           <w:szCs w:val="24"/>
         </w:rPr>
         <w:tab/>
-        <w:t>Memória ROM (</w:t>
-      </w:r>
-      <w:proofErr w:type="spellStart"/>
-      <w:r>
-        <w:rPr>
-          <w:rFonts w:ascii="Arial" w:hAnsi="Arial" w:cs="Arial"/>
-          <w:b/>
-          <w:bCs/>
-          <w:sz w:val="24"/>
-          <w:szCs w:val="24"/>
-        </w:rPr>
-        <w:t>Read</w:t>
-      </w:r>
-      <w:proofErr w:type="spellEnd"/>
-      <w:r>
-        <w:rPr>
-          <w:rFonts w:ascii="Arial" w:hAnsi="Arial" w:cs="Arial"/>
-          <w:b/>
-          <w:bCs/>
-          <w:sz w:val="24"/>
-          <w:szCs w:val="24"/>
-        </w:rPr>
-        <w:t xml:space="preserve"> Only </w:t>
-      </w:r>
-      <w:proofErr w:type="spellStart"/>
-      <w:r>
-        <w:rPr>
-          <w:rFonts w:ascii="Arial" w:hAnsi="Arial" w:cs="Arial"/>
-          <w:b/>
-          <w:bCs/>
-          <w:sz w:val="24"/>
-          <w:szCs w:val="24"/>
-        </w:rPr>
-        <w:t>Memory</w:t>
-      </w:r>
-      <w:proofErr w:type="spellEnd"/>
-      <w:r>
-        <w:rPr>
-          <w:rFonts w:ascii="Arial" w:hAnsi="Arial" w:cs="Arial"/>
-          <w:b/>
-          <w:bCs/>
-          <w:sz w:val="24"/>
-          <w:szCs w:val="24"/>
-        </w:rPr>
-        <w:t xml:space="preserve">): </w:t>
-      </w:r>
-      <w:r>
-        <w:rPr>
-          <w:rFonts w:ascii="Arial" w:hAnsi="Arial" w:cs="Arial"/>
-          <w:sz w:val="24"/>
-          <w:szCs w:val="24"/>
-        </w:rPr>
-        <w:t xml:space="preserve">Informações gravadas nela já </w:t>
-      </w:r>
-      <w:proofErr w:type="spellStart"/>
-      <w:r>
-        <w:rPr>
-          <w:rFonts w:ascii="Arial" w:hAnsi="Arial" w:cs="Arial"/>
-          <w:sz w:val="24"/>
-          <w:szCs w:val="24"/>
-        </w:rPr>
-        <w:t>vemd</w:t>
-      </w:r>
-      <w:proofErr w:type="spellEnd"/>
-      <w:r>
-        <w:rPr>
-          <w:rFonts w:ascii="Arial" w:hAnsi="Arial" w:cs="Arial"/>
-          <w:sz w:val="24"/>
-          <w:szCs w:val="24"/>
-        </w:rPr>
-        <w:t xml:space="preserve"> e fábrica e só podem ser lidas, mas não regravadas (permanentes), como: BIOS / POST / SETUP.</w:t>
+        <w:t xml:space="preserve">Memória ROM (Read Only Memory): </w:t>
+      </w:r>
+      <w:r>
+        <w:rPr>
+          <w:rFonts w:ascii="Arial" w:hAnsi="Arial" w:cs="Arial"/>
+          <w:sz w:val="24"/>
+          <w:szCs w:val="24"/>
+        </w:rPr>
+        <w:t>Informações gravadas nela já vemd e fábrica e só podem ser lidas, mas não regravadas (permanentes), como: BIOS / POST / SETUP.</w:t>
       </w:r>
     </w:p>
     <w:p>
@@ -2097,25 +1859,7 @@
           <w:sz w:val="24"/>
           <w:szCs w:val="24"/>
         </w:rPr>
-        <w:t xml:space="preserve">Hardware – Placa Mãe – </w:t>
-      </w:r>
-      <w:proofErr w:type="spellStart"/>
-      <w:r>
-        <w:rPr>
-          <w:rFonts w:ascii="Arial" w:hAnsi="Arial" w:cs="Arial"/>
-          <w:sz w:val="24"/>
-          <w:szCs w:val="24"/>
-        </w:rPr>
-        <w:t>GEEaD</w:t>
-      </w:r>
-      <w:proofErr w:type="spellEnd"/>
-      <w:r>
-        <w:rPr>
-          <w:rFonts w:ascii="Arial" w:hAnsi="Arial" w:cs="Arial"/>
-          <w:sz w:val="24"/>
-          <w:szCs w:val="24"/>
-        </w:rPr>
-        <w:t>)</w:t>
+        <w:t>Hardware – Placa Mãe – GEEaD)</w:t>
       </w:r>
     </w:p>
     <w:p>
@@ -2190,25 +1934,7 @@
           <w:sz w:val="24"/>
           <w:szCs w:val="24"/>
         </w:rPr>
-        <w:t xml:space="preserve">Hardware – Tipos de Memórias – </w:t>
-      </w:r>
-      <w:proofErr w:type="spellStart"/>
-      <w:r>
-        <w:rPr>
-          <w:rFonts w:ascii="Arial" w:hAnsi="Arial" w:cs="Arial"/>
-          <w:sz w:val="24"/>
-          <w:szCs w:val="24"/>
-        </w:rPr>
-        <w:t>GEEaD</w:t>
-      </w:r>
-      <w:proofErr w:type="spellEnd"/>
-      <w:r>
-        <w:rPr>
-          <w:rFonts w:ascii="Arial" w:hAnsi="Arial" w:cs="Arial"/>
-          <w:sz w:val="24"/>
-          <w:szCs w:val="24"/>
-        </w:rPr>
-        <w:t>).</w:t>
+        <w:t>Hardware – Tipos de Memórias – GEEaD).</w:t>
       </w:r>
     </w:p>
     <w:p>
@@ -2257,25 +1983,7 @@
           <w:sz w:val="24"/>
           <w:szCs w:val="24"/>
         </w:rPr>
-        <w:t>(Youtube – Hardware – Processador -</w:t>
-      </w:r>
-      <w:proofErr w:type="spellStart"/>
-      <w:r>
-        <w:rPr>
-          <w:rFonts w:ascii="Arial" w:hAnsi="Arial" w:cs="Arial"/>
-          <w:sz w:val="24"/>
-          <w:szCs w:val="24"/>
-        </w:rPr>
-        <w:t>GEEaD</w:t>
-      </w:r>
-      <w:proofErr w:type="spellEnd"/>
-      <w:r>
-        <w:rPr>
-          <w:rFonts w:ascii="Arial" w:hAnsi="Arial" w:cs="Arial"/>
-          <w:sz w:val="24"/>
-          <w:szCs w:val="24"/>
-        </w:rPr>
-        <w:t>).</w:t>
+        <w:t>(Youtube – Hardware – Processador -GEEaD).</w:t>
       </w:r>
     </w:p>
     <w:p>
@@ -2351,61 +2059,7 @@
           <w:sz w:val="24"/>
           <w:szCs w:val="24"/>
         </w:rPr>
-        <w:t>(</w:t>
-      </w:r>
-      <w:proofErr w:type="spellStart"/>
-      <w:r>
-        <w:rPr>
-          <w:rFonts w:ascii="Arial" w:hAnsi="Arial" w:cs="Arial"/>
-          <w:sz w:val="24"/>
-          <w:szCs w:val="24"/>
-        </w:rPr>
-        <w:t>Reduced</w:t>
-      </w:r>
-      <w:proofErr w:type="spellEnd"/>
-      <w:r>
-        <w:rPr>
-          <w:rFonts w:ascii="Arial" w:hAnsi="Arial" w:cs="Arial"/>
-          <w:sz w:val="24"/>
-          <w:szCs w:val="24"/>
-        </w:rPr>
-        <w:t xml:space="preserve"> </w:t>
-      </w:r>
-      <w:proofErr w:type="spellStart"/>
-      <w:r>
-        <w:rPr>
-          <w:rFonts w:ascii="Arial" w:hAnsi="Arial" w:cs="Arial"/>
-          <w:sz w:val="24"/>
-          <w:szCs w:val="24"/>
-        </w:rPr>
-        <w:t>Instruction</w:t>
-      </w:r>
-      <w:proofErr w:type="spellEnd"/>
-      <w:r>
-        <w:rPr>
-          <w:rFonts w:ascii="Arial" w:hAnsi="Arial" w:cs="Arial"/>
-          <w:sz w:val="24"/>
-          <w:szCs w:val="24"/>
-        </w:rPr>
-        <w:t xml:space="preserve"> Set </w:t>
-      </w:r>
-      <w:proofErr w:type="spellStart"/>
-      <w:r>
-        <w:rPr>
-          <w:rFonts w:ascii="Arial" w:hAnsi="Arial" w:cs="Arial"/>
-          <w:sz w:val="24"/>
-          <w:szCs w:val="24"/>
-        </w:rPr>
-        <w:t>Computaer</w:t>
-      </w:r>
-      <w:proofErr w:type="spellEnd"/>
-      <w:r>
-        <w:rPr>
-          <w:rFonts w:ascii="Arial" w:hAnsi="Arial" w:cs="Arial"/>
-          <w:sz w:val="24"/>
-          <w:szCs w:val="24"/>
-        </w:rPr>
-        <w:t xml:space="preserve">) possuem menores conjunto de instruções, executando-as mais rápido. Processadores de arquitetura </w:t>
+        <w:t xml:space="preserve">(Reduced Instruction Set Computaer) possuem menores conjunto de instruções, executando-as mais rápido. Processadores de arquitetura </w:t>
       </w:r>
       <w:r>
         <w:rPr>
@@ -2423,43 +2077,7 @@
           <w:sz w:val="24"/>
           <w:szCs w:val="24"/>
         </w:rPr>
-        <w:t>(</w:t>
-      </w:r>
-      <w:proofErr w:type="spellStart"/>
-      <w:r>
-        <w:rPr>
-          <w:rFonts w:ascii="Arial" w:hAnsi="Arial" w:cs="Arial"/>
-          <w:sz w:val="24"/>
-          <w:szCs w:val="24"/>
-        </w:rPr>
-        <w:t>Complex</w:t>
-      </w:r>
-      <w:proofErr w:type="spellEnd"/>
-      <w:r>
-        <w:rPr>
-          <w:rFonts w:ascii="Arial" w:hAnsi="Arial" w:cs="Arial"/>
-          <w:sz w:val="24"/>
-          <w:szCs w:val="24"/>
-        </w:rPr>
-        <w:t xml:space="preserve"> </w:t>
-      </w:r>
-      <w:proofErr w:type="spellStart"/>
-      <w:r>
-        <w:rPr>
-          <w:rFonts w:ascii="Arial" w:hAnsi="Arial" w:cs="Arial"/>
-          <w:sz w:val="24"/>
-          <w:szCs w:val="24"/>
-        </w:rPr>
-        <w:t>Instruction</w:t>
-      </w:r>
-      <w:proofErr w:type="spellEnd"/>
-      <w:r>
-        <w:rPr>
-          <w:rFonts w:ascii="Arial" w:hAnsi="Arial" w:cs="Arial"/>
-          <w:sz w:val="24"/>
-          <w:szCs w:val="24"/>
-        </w:rPr>
-        <w:t xml:space="preserve"> Set Computer) possuem centenas de instruções complexas.</w:t>
+        <w:t>(Complex Instruction Set Computer) possuem centenas de instruções complexas.</w:t>
       </w:r>
     </w:p>
     <w:p>
@@ -2595,18 +2213,8 @@
           <w:sz w:val="24"/>
           <w:szCs w:val="24"/>
         </w:rPr>
-        <w:t xml:space="preserve">Armazena dados temporários para um ciclo de processamento. Velocidade: Registradores &gt; CPU (cache l1, l2) &gt; Memória RAM &gt; </w:t>
-      </w:r>
-      <w:proofErr w:type="spellStart"/>
-      <w:r>
-        <w:rPr>
-          <w:rFonts w:ascii="Arial" w:hAnsi="Arial" w:cs="Arial"/>
-          <w:sz w:val="24"/>
-          <w:szCs w:val="24"/>
-        </w:rPr>
-        <w:t>HD’s</w:t>
-      </w:r>
-      <w:proofErr w:type="spellEnd"/>
+        <w:t>Armazena dados temporários para um ciclo de processamento. Velocidade: Registradores &gt; CPU (cache l1, l2) &gt; Memória RAM &gt; HD’s</w:t>
+      </w:r>
       <w:r>
         <w:rPr>
           <w:rFonts w:ascii="Arial" w:hAnsi="Arial" w:cs="Arial"/>
@@ -2760,43 +2368,7 @@
           <w:sz w:val="24"/>
           <w:szCs w:val="24"/>
         </w:rPr>
-        <w:t>Memória ROM (</w:t>
-      </w:r>
-      <w:proofErr w:type="spellStart"/>
-      <w:r>
-        <w:rPr>
-          <w:rFonts w:ascii="Arial" w:hAnsi="Arial" w:cs="Arial"/>
-          <w:sz w:val="24"/>
-          <w:szCs w:val="24"/>
-        </w:rPr>
-        <w:t>Read</w:t>
-      </w:r>
-      <w:proofErr w:type="spellEnd"/>
-      <w:r>
-        <w:rPr>
-          <w:rFonts w:ascii="Arial" w:hAnsi="Arial" w:cs="Arial"/>
-          <w:sz w:val="24"/>
-          <w:szCs w:val="24"/>
-        </w:rPr>
-        <w:t xml:space="preserve"> Only </w:t>
-      </w:r>
-      <w:proofErr w:type="spellStart"/>
-      <w:r>
-        <w:rPr>
-          <w:rFonts w:ascii="Arial" w:hAnsi="Arial" w:cs="Arial"/>
-          <w:sz w:val="24"/>
-          <w:szCs w:val="24"/>
-        </w:rPr>
-        <w:t>Memory</w:t>
-      </w:r>
-      <w:proofErr w:type="spellEnd"/>
-      <w:r>
-        <w:rPr>
-          <w:rFonts w:ascii="Arial" w:hAnsi="Arial" w:cs="Arial"/>
-          <w:sz w:val="24"/>
-          <w:szCs w:val="24"/>
-        </w:rPr>
-        <w:t>) são memórias somente para leitura e NÃO perde seu conteúdo quando desligamos o computador, como BIOS e UEFI. Já memórias RAM são memórias voláteis, ou seja, perdem seu conteúdo quando desligamos o computador.</w:t>
+        <w:t>Memória ROM (Read Only Memory) são memórias somente para leitura e NÃO perde seu conteúdo quando desligamos o computador, como BIOS e UEFI. Já memórias RAM são memórias voláteis, ou seja, perdem seu conteúdo quando desligamos o computador.</w:t>
       </w:r>
     </w:p>
     <w:p>
@@ -2852,73 +2424,15 @@
           <w:sz w:val="24"/>
           <w:szCs w:val="24"/>
         </w:rPr>
-        <w:t xml:space="preserve">3) Explique diferença de 1 byte e um </w:t>
-      </w:r>
-      <w:proofErr w:type="spellStart"/>
-      <w:r>
-        <w:rPr>
-          <w:rFonts w:ascii="Arial" w:hAnsi="Arial" w:cs="Arial"/>
-          <w:b/>
-          <w:bCs/>
-          <w:sz w:val="24"/>
-          <w:szCs w:val="24"/>
-        </w:rPr>
-        <w:t>nibble</w:t>
-      </w:r>
-      <w:proofErr w:type="spellEnd"/>
-      <w:r>
-        <w:rPr>
-          <w:rFonts w:ascii="Arial" w:hAnsi="Arial" w:cs="Arial"/>
-          <w:b/>
-          <w:bCs/>
-          <w:sz w:val="24"/>
-          <w:szCs w:val="24"/>
-        </w:rPr>
-        <w:t xml:space="preserve">. </w:t>
-      </w:r>
-      <w:r>
-        <w:rPr>
-          <w:rFonts w:ascii="Arial" w:hAnsi="Arial" w:cs="Arial"/>
-          <w:sz w:val="24"/>
-          <w:szCs w:val="24"/>
-        </w:rPr>
-        <w:t xml:space="preserve">Um byte é o conjunto de 8 bits (menor unidade de informação de um sistema digital). Um </w:t>
-      </w:r>
-      <w:proofErr w:type="spellStart"/>
-      <w:r>
-        <w:rPr>
-          <w:rFonts w:ascii="Arial" w:hAnsi="Arial" w:cs="Arial"/>
-          <w:sz w:val="24"/>
-          <w:szCs w:val="24"/>
-        </w:rPr>
-        <w:t>nibble</w:t>
-      </w:r>
-      <w:proofErr w:type="spellEnd"/>
-      <w:r>
-        <w:rPr>
-          <w:rFonts w:ascii="Arial" w:hAnsi="Arial" w:cs="Arial"/>
-          <w:sz w:val="24"/>
-          <w:szCs w:val="24"/>
-        </w:rPr>
-        <w:t xml:space="preserve"> é o conjunto de 4 bits. 1 byte = 8 bits // 1 </w:t>
-      </w:r>
-      <w:proofErr w:type="spellStart"/>
-      <w:r>
-        <w:rPr>
-          <w:rFonts w:ascii="Arial" w:hAnsi="Arial" w:cs="Arial"/>
-          <w:sz w:val="24"/>
-          <w:szCs w:val="24"/>
-        </w:rPr>
-        <w:t>nibble</w:t>
-      </w:r>
-      <w:proofErr w:type="spellEnd"/>
-      <w:r>
-        <w:rPr>
-          <w:rFonts w:ascii="Arial" w:hAnsi="Arial" w:cs="Arial"/>
-          <w:sz w:val="24"/>
-          <w:szCs w:val="24"/>
-        </w:rPr>
-        <w:t xml:space="preserve"> = 4 bits.</w:t>
+        <w:t xml:space="preserve">3) Explique diferença de 1 byte e um nibble. </w:t>
+      </w:r>
+      <w:r>
+        <w:rPr>
+          <w:rFonts w:ascii="Arial" w:hAnsi="Arial" w:cs="Arial"/>
+          <w:sz w:val="24"/>
+          <w:szCs w:val="24"/>
+        </w:rPr>
+        <w:t>Um byte é o conjunto de 8 bits (menor unidade de informação de um sistema digital). Um nibble é o conjunto de 4 bits. 1 byte = 8 bits // 1 nibble = 4 bits.</w:t>
       </w:r>
     </w:p>
     <w:p>
@@ -2995,25 +2509,7 @@
           <w:sz w:val="24"/>
           <w:szCs w:val="24"/>
         </w:rPr>
-        <w:t xml:space="preserve"> (Youtube – Informática – M1 – Agenda 04 | c005.1.03A04AR – </w:t>
-      </w:r>
-      <w:proofErr w:type="spellStart"/>
-      <w:r>
-        <w:rPr>
-          <w:rFonts w:ascii="Arial" w:hAnsi="Arial" w:cs="Arial"/>
-          <w:sz w:val="24"/>
-          <w:szCs w:val="24"/>
-        </w:rPr>
-        <w:t>GEEaD</w:t>
-      </w:r>
-      <w:proofErr w:type="spellEnd"/>
-      <w:r>
-        <w:rPr>
-          <w:rFonts w:ascii="Arial" w:hAnsi="Arial" w:cs="Arial"/>
-          <w:sz w:val="24"/>
-          <w:szCs w:val="24"/>
-        </w:rPr>
-        <w:t>).</w:t>
+        <w:t xml:space="preserve"> (Youtube – Informática – M1 – Agenda 04 | c005.1.03A04AR – GEEaD).</w:t>
       </w:r>
     </w:p>
     <w:p>
@@ -3047,43 +2543,7 @@
           <w:sz w:val="24"/>
           <w:szCs w:val="24"/>
         </w:rPr>
-        <w:t xml:space="preserve"> (Youtube – Como funciona a </w:t>
-      </w:r>
-      <w:proofErr w:type="spellStart"/>
-      <w:r>
-        <w:rPr>
-          <w:rFonts w:ascii="Arial" w:hAnsi="Arial" w:cs="Arial"/>
-          <w:sz w:val="24"/>
-          <w:szCs w:val="24"/>
-        </w:rPr>
-        <w:t>memoria</w:t>
-      </w:r>
-      <w:proofErr w:type="spellEnd"/>
-      <w:r>
-        <w:rPr>
-          <w:rFonts w:ascii="Arial" w:hAnsi="Arial" w:cs="Arial"/>
-          <w:sz w:val="24"/>
-          <w:szCs w:val="24"/>
-        </w:rPr>
-        <w:t xml:space="preserve"> </w:t>
-      </w:r>
-      <w:proofErr w:type="spellStart"/>
-      <w:r>
-        <w:rPr>
-          <w:rFonts w:ascii="Arial" w:hAnsi="Arial" w:cs="Arial"/>
-          <w:sz w:val="24"/>
-          <w:szCs w:val="24"/>
-        </w:rPr>
-        <w:t>ram</w:t>
-      </w:r>
-      <w:proofErr w:type="spellEnd"/>
-      <w:r>
-        <w:rPr>
-          <w:rFonts w:ascii="Arial" w:hAnsi="Arial" w:cs="Arial"/>
-          <w:sz w:val="24"/>
-          <w:szCs w:val="24"/>
-        </w:rPr>
-        <w:t xml:space="preserve"> – parte 1)</w:t>
+        <w:t xml:space="preserve"> (Youtube – Como funciona a memoria ram – parte 1)</w:t>
       </w:r>
     </w:p>
     <w:p>
@@ -3117,43 +2577,7 @@
           <w:sz w:val="24"/>
           <w:szCs w:val="24"/>
         </w:rPr>
-        <w:t xml:space="preserve">  (Youtube – Como funciona a </w:t>
-      </w:r>
-      <w:proofErr w:type="spellStart"/>
-      <w:r>
-        <w:rPr>
-          <w:rFonts w:ascii="Arial" w:hAnsi="Arial" w:cs="Arial"/>
-          <w:sz w:val="24"/>
-          <w:szCs w:val="24"/>
-        </w:rPr>
-        <w:t>memoria</w:t>
-      </w:r>
-      <w:proofErr w:type="spellEnd"/>
-      <w:r>
-        <w:rPr>
-          <w:rFonts w:ascii="Arial" w:hAnsi="Arial" w:cs="Arial"/>
-          <w:sz w:val="24"/>
-          <w:szCs w:val="24"/>
-        </w:rPr>
-        <w:t xml:space="preserve"> </w:t>
-      </w:r>
-      <w:proofErr w:type="spellStart"/>
-      <w:r>
-        <w:rPr>
-          <w:rFonts w:ascii="Arial" w:hAnsi="Arial" w:cs="Arial"/>
-          <w:sz w:val="24"/>
-          <w:szCs w:val="24"/>
-        </w:rPr>
-        <w:t>ram</w:t>
-      </w:r>
-      <w:proofErr w:type="spellEnd"/>
-      <w:r>
-        <w:rPr>
-          <w:rFonts w:ascii="Arial" w:hAnsi="Arial" w:cs="Arial"/>
-          <w:sz w:val="24"/>
-          <w:szCs w:val="24"/>
-        </w:rPr>
-        <w:t xml:space="preserve"> – parte 2)</w:t>
+        <w:t xml:space="preserve">  (Youtube – Como funciona a memoria ram – parte 2)</w:t>
       </w:r>
     </w:p>
     <w:p>
@@ -3187,43 +2611,7 @@
           <w:sz w:val="24"/>
           <w:szCs w:val="24"/>
         </w:rPr>
-        <w:t xml:space="preserve"> (Youtube – Como funciona a </w:t>
-      </w:r>
-      <w:proofErr w:type="spellStart"/>
-      <w:r>
-        <w:rPr>
-          <w:rFonts w:ascii="Arial" w:hAnsi="Arial" w:cs="Arial"/>
-          <w:sz w:val="24"/>
-          <w:szCs w:val="24"/>
-        </w:rPr>
-        <w:t>memoria</w:t>
-      </w:r>
-      <w:proofErr w:type="spellEnd"/>
-      <w:r>
-        <w:rPr>
-          <w:rFonts w:ascii="Arial" w:hAnsi="Arial" w:cs="Arial"/>
-          <w:sz w:val="24"/>
-          <w:szCs w:val="24"/>
-        </w:rPr>
-        <w:t xml:space="preserve"> </w:t>
-      </w:r>
-      <w:proofErr w:type="spellStart"/>
-      <w:r>
-        <w:rPr>
-          <w:rFonts w:ascii="Arial" w:hAnsi="Arial" w:cs="Arial"/>
-          <w:sz w:val="24"/>
-          <w:szCs w:val="24"/>
-        </w:rPr>
-        <w:t>ram</w:t>
-      </w:r>
-      <w:proofErr w:type="spellEnd"/>
-      <w:r>
-        <w:rPr>
-          <w:rFonts w:ascii="Arial" w:hAnsi="Arial" w:cs="Arial"/>
-          <w:sz w:val="24"/>
-          <w:szCs w:val="24"/>
-        </w:rPr>
-        <w:t xml:space="preserve"> – parte 3)</w:t>
+        <w:t xml:space="preserve"> (Youtube – Como funciona a memoria ram – parte 3)</w:t>
       </w:r>
     </w:p>
     <w:p>
@@ -3272,25 +2660,7 @@
           <w:sz w:val="24"/>
           <w:szCs w:val="24"/>
         </w:rPr>
-        <w:t xml:space="preserve">Youtube – Informática – M1 – Agenda 02 | c005.1.03A02RE – </w:t>
-      </w:r>
-      <w:proofErr w:type="spellStart"/>
-      <w:r>
-        <w:rPr>
-          <w:rFonts w:ascii="Arial" w:hAnsi="Arial" w:cs="Arial"/>
-          <w:sz w:val="24"/>
-          <w:szCs w:val="24"/>
-        </w:rPr>
-        <w:t>GEEaD</w:t>
-      </w:r>
-      <w:proofErr w:type="spellEnd"/>
-      <w:r>
-        <w:rPr>
-          <w:rFonts w:ascii="Arial" w:hAnsi="Arial" w:cs="Arial"/>
-          <w:sz w:val="24"/>
-          <w:szCs w:val="24"/>
-        </w:rPr>
-        <w:t>)</w:t>
+        <w:t>Youtube – Informática – M1 – Agenda 02 | c005.1.03A02RE – GEEaD)</w:t>
       </w:r>
     </w:p>
     <w:p>
@@ -3339,25 +2709,7 @@
           <w:sz w:val="24"/>
           <w:szCs w:val="24"/>
         </w:rPr>
-        <w:t xml:space="preserve">(Youtube – Informática – M1 – Agenda 03 | c005.1.03A03RE – </w:t>
-      </w:r>
-      <w:proofErr w:type="spellStart"/>
-      <w:r>
-        <w:rPr>
-          <w:rFonts w:ascii="Arial" w:hAnsi="Arial" w:cs="Arial"/>
-          <w:sz w:val="24"/>
-          <w:szCs w:val="24"/>
-        </w:rPr>
-        <w:t>GEEaD</w:t>
-      </w:r>
-      <w:proofErr w:type="spellEnd"/>
-      <w:r>
-        <w:rPr>
-          <w:rFonts w:ascii="Arial" w:hAnsi="Arial" w:cs="Arial"/>
-          <w:sz w:val="24"/>
-          <w:szCs w:val="24"/>
-        </w:rPr>
-        <w:t>)</w:t>
+        <w:t>(Youtube – Informática – M1 – Agenda 03 | c005.1.03A03RE – GEEaD)</w:t>
       </w:r>
     </w:p>
     <w:p>
@@ -3407,25 +2759,7 @@
           <w:sz w:val="24"/>
           <w:szCs w:val="24"/>
         </w:rPr>
-        <w:t xml:space="preserve">(Youtube – Informática – M1 – Agenda 04 | c005.1.03A04RE – </w:t>
-      </w:r>
-      <w:proofErr w:type="spellStart"/>
-      <w:r>
-        <w:rPr>
-          <w:rFonts w:ascii="Arial" w:hAnsi="Arial" w:cs="Arial"/>
-          <w:sz w:val="24"/>
-          <w:szCs w:val="24"/>
-        </w:rPr>
-        <w:t>GEEaD</w:t>
-      </w:r>
-      <w:proofErr w:type="spellEnd"/>
-      <w:r>
-        <w:rPr>
-          <w:rFonts w:ascii="Arial" w:hAnsi="Arial" w:cs="Arial"/>
-          <w:sz w:val="24"/>
-          <w:szCs w:val="24"/>
-        </w:rPr>
-        <w:t>)</w:t>
+        <w:t>(Youtube – Informática – M1 – Agenda 04 | c005.1.03A04RE – GEEaD)</w:t>
       </w:r>
     </w:p>
     <w:p>
@@ -3455,31 +2789,7 @@
             <w:szCs w:val="24"/>
             <w:highlight w:val="yellow"/>
           </w:rPr>
-          <w:t>https://ww</w:t>
-        </w:r>
-        <w:r>
-          <w:rPr>
-            <w:rStyle w:val="Hyperlink"/>
-            <w:rFonts w:ascii="Arial" w:hAnsi="Arial" w:cs="Arial"/>
-            <w:b/>
-            <w:bCs/>
-            <w:sz w:val="24"/>
-            <w:szCs w:val="24"/>
-            <w:highlight w:val="yellow"/>
-          </w:rPr>
-          <w:t>w</w:t>
-        </w:r>
-        <w:r>
-          <w:rPr>
-            <w:rStyle w:val="Hyperlink"/>
-            <w:rFonts w:ascii="Arial" w:hAnsi="Arial" w:cs="Arial"/>
-            <w:b/>
-            <w:bCs/>
-            <w:sz w:val="24"/>
-            <w:szCs w:val="24"/>
-            <w:highlight w:val="yellow"/>
-          </w:rPr>
-          <w:t>.youtube.com/watch?v=QkaivAzaN-c</w:t>
+          <w:t>https://www.youtube.com/watch?v=QkaivAzaN-c</w:t>
         </w:r>
       </w:hyperlink>
       <w:r>
@@ -3498,41 +2808,7 @@
           <w:sz w:val="24"/>
           <w:szCs w:val="24"/>
         </w:rPr>
-        <w:t>(Youtube – Informática – M1 – Agenda 0</w:t>
-      </w:r>
-      <w:r>
-        <w:rPr>
-          <w:rFonts w:ascii="Arial" w:hAnsi="Arial" w:cs="Arial"/>
-          <w:sz w:val="24"/>
-          <w:szCs w:val="24"/>
-        </w:rPr>
-        <w:t xml:space="preserve">5 </w:t>
-      </w:r>
-      <w:r>
-        <w:rPr>
-          <w:rFonts w:ascii="Arial" w:hAnsi="Arial" w:cs="Arial"/>
-          <w:sz w:val="24"/>
-          <w:szCs w:val="24"/>
-        </w:rPr>
-        <w:t xml:space="preserve">– </w:t>
-      </w:r>
-      <w:proofErr w:type="spellStart"/>
-      <w:r>
-        <w:rPr>
-          <w:rFonts w:ascii="Arial" w:hAnsi="Arial" w:cs="Arial"/>
-          <w:sz w:val="24"/>
-          <w:szCs w:val="24"/>
-        </w:rPr>
-        <w:t>GEEaD</w:t>
-      </w:r>
-      <w:proofErr w:type="spellEnd"/>
-      <w:r>
-        <w:rPr>
-          <w:rFonts w:ascii="Arial" w:hAnsi="Arial" w:cs="Arial"/>
-          <w:sz w:val="24"/>
-          <w:szCs w:val="24"/>
-        </w:rPr>
-        <w:t>)</w:t>
+        <w:t>(Youtube – Informática – M1 – Agenda 05 – GEEaD)</w:t>
       </w:r>
     </w:p>
     <w:p>
@@ -3581,41 +2857,7 @@
           <w:sz w:val="24"/>
           <w:szCs w:val="24"/>
         </w:rPr>
-        <w:t>Youtube – Informática – M1 – Agenda 0</w:t>
-      </w:r>
-      <w:r>
-        <w:rPr>
-          <w:rFonts w:ascii="Arial" w:hAnsi="Arial" w:cs="Arial"/>
-          <w:sz w:val="24"/>
-          <w:szCs w:val="24"/>
-        </w:rPr>
-        <w:t>6</w:t>
-      </w:r>
-      <w:r>
-        <w:rPr>
-          <w:rFonts w:ascii="Arial" w:hAnsi="Arial" w:cs="Arial"/>
-          <w:sz w:val="24"/>
-          <w:szCs w:val="24"/>
-        </w:rPr>
-        <w:t xml:space="preserve"> – </w:t>
-      </w:r>
-      <w:proofErr w:type="spellStart"/>
-      <w:r>
-        <w:rPr>
-          <w:rFonts w:ascii="Arial" w:hAnsi="Arial" w:cs="Arial"/>
-          <w:sz w:val="24"/>
-          <w:szCs w:val="24"/>
-        </w:rPr>
-        <w:t>GEEaD</w:t>
-      </w:r>
-      <w:proofErr w:type="spellEnd"/>
-      <w:r>
-        <w:rPr>
-          <w:rFonts w:ascii="Arial" w:hAnsi="Arial" w:cs="Arial"/>
-          <w:sz w:val="24"/>
-          <w:szCs w:val="24"/>
-        </w:rPr>
-        <w:t>)</w:t>
+        <w:t>Youtube – Informática – M1 – Agenda 06 – GEEaD)</w:t>
       </w:r>
     </w:p>
     <w:p>
@@ -3916,18 +3158,8 @@
           <w:sz w:val="24"/>
           <w:szCs w:val="24"/>
         </w:rPr>
-        <w:t xml:space="preserve"> (programado em biblioteca em C). </w:t>
-      </w:r>
-      <w:proofErr w:type="spellStart"/>
-      <w:r>
-        <w:rPr>
-          <w:rFonts w:ascii="Arial" w:hAnsi="Arial" w:cs="Arial"/>
-          <w:sz w:val="24"/>
-          <w:szCs w:val="24"/>
-        </w:rPr>
-        <w:t>Raspbary</w:t>
-      </w:r>
-      <w:proofErr w:type="spellEnd"/>
+        <w:t xml:space="preserve"> (programado em biblioteca em C). Raspbary</w:t>
+      </w:r>
       <w:r>
         <w:rPr>
           <w:rFonts w:ascii="Arial" w:hAnsi="Arial" w:cs="Arial"/>
@@ -4114,6 +3346,436 @@
         <w:t xml:space="preserve"> do computador para que softwares funcionem.</w:t>
       </w:r>
     </w:p>
+    <w:p>
+      <w:pPr>
+        <w:jc w:val="both"/>
+        <w:rPr>
+          <w:rFonts w:ascii="Arial" w:hAnsi="Arial" w:cs="Arial"/>
+          <w:sz w:val="24"/>
+          <w:szCs w:val="24"/>
+        </w:rPr>
+      </w:pPr>
+    </w:p>
+    <w:p>
+      <w:pPr>
+        <w:jc w:val="both"/>
+        <w:rPr>
+          <w:rFonts w:ascii="Arial" w:hAnsi="Arial" w:cs="Arial"/>
+          <w:b/>
+          <w:bCs/>
+          <w:sz w:val="24"/>
+          <w:szCs w:val="24"/>
+        </w:rPr>
+      </w:pPr>
+    </w:p>
+    <w:p>
+      <w:pPr>
+        <w:jc w:val="both"/>
+        <w:rPr>
+          <w:rFonts w:ascii="Arial" w:hAnsi="Arial" w:cs="Arial"/>
+          <w:b/>
+          <w:bCs/>
+          <w:sz w:val="24"/>
+          <w:szCs w:val="24"/>
+        </w:rPr>
+      </w:pPr>
+      <w:r>
+        <w:rPr>
+          <w:rFonts w:ascii="Arial" w:hAnsi="Arial" w:cs="Arial"/>
+          <w:b/>
+          <w:bCs/>
+          <w:sz w:val="24"/>
+          <w:szCs w:val="24"/>
+          <w:highlight w:val="yellow"/>
+        </w:rPr>
+        <w:t>Aula síncrona:</w:t>
+      </w:r>
+    </w:p>
+    <w:p>
+      <w:pPr>
+        <w:pStyle w:val="PargrafodaLista"/>
+        <w:numPr>
+          <w:ilvl w:val="0"/>
+          <w:numId w:val="13"/>
+        </w:numPr>
+        <w:jc w:val="both"/>
+        <w:rPr>
+          <w:rFonts w:ascii="Arial" w:hAnsi="Arial" w:cs="Arial"/>
+          <w:b/>
+          <w:bCs/>
+          <w:sz w:val="24"/>
+          <w:szCs w:val="24"/>
+        </w:rPr>
+      </w:pPr>
+      <w:hyperlink r:id="rId29" w:history="1">
+        <w:r>
+          <w:rPr>
+            <w:rStyle w:val="Hyperlink"/>
+            <w:rFonts w:ascii="Arial" w:hAnsi="Arial" w:cs="Arial"/>
+            <w:b/>
+            <w:bCs/>
+            <w:sz w:val="24"/>
+            <w:szCs w:val="24"/>
+            <w:highlight w:val="yellow"/>
+          </w:rPr>
+          <w:t>https://www.youtube.com/watch?v=c7yBvPv9Ljs</w:t>
+        </w:r>
+      </w:hyperlink>
+      <w:r>
+        <w:rPr>
+          <w:rFonts w:ascii="Arial" w:hAnsi="Arial" w:cs="Arial"/>
+          <w:b/>
+          <w:bCs/>
+          <w:sz w:val="24"/>
+          <w:szCs w:val="24"/>
+        </w:rPr>
+        <w:t xml:space="preserve"> (Youtube - Encontro Síncrono agenda)</w:t>
+      </w:r>
+    </w:p>
+    <w:p>
+      <w:pPr>
+        <w:jc w:val="both"/>
+        <w:rPr>
+          <w:rFonts w:ascii="Arial" w:hAnsi="Arial" w:cs="Arial"/>
+          <w:sz w:val="24"/>
+          <w:szCs w:val="24"/>
+        </w:rPr>
+      </w:pPr>
+      <w:r>
+        <w:rPr>
+          <w:rFonts w:ascii="Arial" w:hAnsi="Arial" w:cs="Arial"/>
+          <w:b/>
+          <w:bCs/>
+          <w:sz w:val="24"/>
+          <w:szCs w:val="24"/>
+        </w:rPr>
+        <w:t>Bit</w:t>
+      </w:r>
+      <w:r>
+        <w:rPr>
+          <w:rFonts w:ascii="Arial" w:hAnsi="Arial" w:cs="Arial"/>
+          <w:b/>
+          <w:bCs/>
+          <w:sz w:val="24"/>
+          <w:szCs w:val="24"/>
+        </w:rPr>
+        <w:t>:</w:t>
+      </w:r>
+      <w:r>
+        <w:rPr>
+          <w:rFonts w:ascii="Arial" w:hAnsi="Arial" w:cs="Arial"/>
+          <w:b/>
+          <w:bCs/>
+          <w:sz w:val="24"/>
+          <w:szCs w:val="24"/>
+        </w:rPr>
+        <w:t xml:space="preserve"> </w:t>
+      </w:r>
+      <w:r>
+        <w:rPr>
+          <w:rFonts w:ascii="Arial" w:hAnsi="Arial" w:cs="Arial"/>
+          <w:sz w:val="24"/>
+          <w:szCs w:val="24"/>
+        </w:rPr>
+        <w:t>É a menor unidade de informação que o computador consegue interpretar, pode ser: zero (0) e um (1), verdadeiro ou falso, choque e não-choque. São unidade booleanas.</w:t>
+      </w:r>
+    </w:p>
+    <w:p>
+      <w:pPr>
+        <w:jc w:val="both"/>
+        <w:rPr>
+          <w:rFonts w:ascii="Arial" w:hAnsi="Arial" w:cs="Arial"/>
+          <w:sz w:val="24"/>
+          <w:szCs w:val="24"/>
+        </w:rPr>
+      </w:pPr>
+      <w:r>
+        <w:rPr>
+          <w:rFonts w:ascii="Arial" w:hAnsi="Arial" w:cs="Arial"/>
+          <w:b/>
+          <w:bCs/>
+          <w:sz w:val="24"/>
+          <w:szCs w:val="24"/>
+        </w:rPr>
+        <w:t xml:space="preserve">Bytes: </w:t>
+      </w:r>
+      <w:r>
+        <w:rPr>
+          <w:rFonts w:ascii="Arial" w:hAnsi="Arial" w:cs="Arial"/>
+          <w:sz w:val="24"/>
+          <w:szCs w:val="24"/>
+        </w:rPr>
+        <w:t>É um grupo de 8 bites, para formar uma letra é necessário uma cadeia de 8 bites (zeros e uns).</w:t>
+      </w:r>
+    </w:p>
+    <w:p>
+      <w:pPr>
+        <w:jc w:val="both"/>
+        <w:rPr>
+          <w:rFonts w:ascii="Arial" w:hAnsi="Arial" w:cs="Arial"/>
+          <w:sz w:val="24"/>
+          <w:szCs w:val="24"/>
+        </w:rPr>
+      </w:pPr>
+      <w:r>
+        <w:rPr>
+          <w:rFonts w:ascii="Arial" w:hAnsi="Arial" w:cs="Arial"/>
+          <w:b/>
+          <w:bCs/>
+          <w:sz w:val="24"/>
+          <w:szCs w:val="24"/>
+        </w:rPr>
+        <w:t xml:space="preserve">Processador: </w:t>
+      </w:r>
+      <w:r>
+        <w:rPr>
+          <w:rFonts w:ascii="Arial" w:hAnsi="Arial" w:cs="Arial"/>
+          <w:sz w:val="24"/>
+          <w:szCs w:val="24"/>
+        </w:rPr>
+        <w:t>É o cérebro e a parte “mais importante” do computador. Os cores (octa-core, quadri-core, dual-core, são as quantidades dos núcleos). Memória cache é a memória do próprio processador e acessada previamente.</w:t>
+      </w:r>
+    </w:p>
+    <w:p>
+      <w:pPr>
+        <w:jc w:val="both"/>
+        <w:rPr>
+          <w:rFonts w:ascii="Arial" w:hAnsi="Arial" w:cs="Arial"/>
+          <w:sz w:val="24"/>
+          <w:szCs w:val="24"/>
+        </w:rPr>
+      </w:pPr>
+      <w:r>
+        <w:rPr>
+          <w:rFonts w:ascii="Arial" w:hAnsi="Arial" w:cs="Arial"/>
+          <w:b/>
+          <w:bCs/>
+          <w:sz w:val="24"/>
+          <w:szCs w:val="24"/>
+        </w:rPr>
+        <w:t xml:space="preserve">Memória RAM e ROM: </w:t>
+      </w:r>
+    </w:p>
+    <w:p>
+      <w:pPr>
+        <w:pStyle w:val="PargrafodaLista"/>
+        <w:numPr>
+          <w:ilvl w:val="0"/>
+          <w:numId w:val="16"/>
+        </w:numPr>
+        <w:jc w:val="both"/>
+        <w:rPr>
+          <w:rFonts w:ascii="Arial" w:hAnsi="Arial" w:cs="Arial"/>
+          <w:sz w:val="24"/>
+          <w:szCs w:val="24"/>
+        </w:rPr>
+      </w:pPr>
+      <w:r>
+        <w:rPr>
+          <w:rFonts w:ascii="Arial" w:hAnsi="Arial" w:cs="Arial"/>
+          <w:b/>
+          <w:bCs/>
+          <w:sz w:val="24"/>
+          <w:szCs w:val="24"/>
+        </w:rPr>
+        <w:t xml:space="preserve">RAM: </w:t>
+      </w:r>
+      <w:r>
+        <w:rPr>
+          <w:rFonts w:ascii="Arial" w:hAnsi="Arial" w:cs="Arial"/>
+          <w:sz w:val="24"/>
+          <w:szCs w:val="24"/>
+        </w:rPr>
+        <w:t>memória de acesso aleatório, usada para armazenar temporariamente informações que o processador precisa acessar rapidamente.</w:t>
+      </w:r>
+    </w:p>
+    <w:p>
+      <w:pPr>
+        <w:pStyle w:val="PargrafodaLista"/>
+        <w:numPr>
+          <w:ilvl w:val="0"/>
+          <w:numId w:val="16"/>
+        </w:numPr>
+        <w:jc w:val="both"/>
+        <w:rPr>
+          <w:rFonts w:ascii="Arial" w:hAnsi="Arial" w:cs="Arial"/>
+          <w:sz w:val="24"/>
+          <w:szCs w:val="24"/>
+        </w:rPr>
+      </w:pPr>
+      <w:r>
+        <w:rPr>
+          <w:rFonts w:ascii="Arial" w:hAnsi="Arial" w:cs="Arial"/>
+          <w:b/>
+          <w:bCs/>
+          <w:sz w:val="24"/>
+          <w:szCs w:val="24"/>
+        </w:rPr>
+        <w:t>ROM:</w:t>
+      </w:r>
+      <w:r>
+        <w:rPr>
+          <w:rFonts w:ascii="Arial" w:hAnsi="Arial" w:cs="Arial"/>
+          <w:sz w:val="24"/>
+          <w:szCs w:val="24"/>
+        </w:rPr>
+        <w:t xml:space="preserve"> </w:t>
+      </w:r>
+      <w:r>
+        <w:rPr>
+          <w:rFonts w:ascii="Arial" w:hAnsi="Arial" w:cs="Arial"/>
+          <w:sz w:val="24"/>
+          <w:szCs w:val="24"/>
+        </w:rPr>
+        <w:t>memória somente de leitura</w:t>
+      </w:r>
+      <w:r>
+        <w:rPr>
+          <w:rFonts w:ascii="Arial" w:hAnsi="Arial" w:cs="Arial"/>
+          <w:sz w:val="24"/>
+          <w:szCs w:val="24"/>
+        </w:rPr>
+        <w:t xml:space="preserve"> (NÃO é possível alterá-la)</w:t>
+      </w:r>
+      <w:r>
+        <w:rPr>
+          <w:rFonts w:ascii="Arial" w:hAnsi="Arial" w:cs="Arial"/>
+          <w:sz w:val="24"/>
+          <w:szCs w:val="24"/>
+        </w:rPr>
+        <w:t>, usada para informações</w:t>
+      </w:r>
+      <w:r>
+        <w:rPr>
+          <w:rFonts w:ascii="Arial" w:hAnsi="Arial" w:cs="Arial"/>
+          <w:sz w:val="24"/>
+          <w:szCs w:val="24"/>
+        </w:rPr>
+        <w:t xml:space="preserve"> de inicialização do computador (BIOS).</w:t>
+      </w:r>
+    </w:p>
+    <w:p>
+      <w:pPr>
+        <w:pStyle w:val="PargrafodaLista"/>
+        <w:ind w:left="1424"/>
+        <w:jc w:val="both"/>
+        <w:rPr>
+          <w:rFonts w:ascii="Arial" w:hAnsi="Arial" w:cs="Arial"/>
+          <w:sz w:val="24"/>
+          <w:szCs w:val="24"/>
+        </w:rPr>
+      </w:pPr>
+    </w:p>
+    <w:p>
+      <w:pPr>
+        <w:jc w:val="both"/>
+        <w:rPr>
+          <w:rFonts w:ascii="Arial" w:hAnsi="Arial" w:cs="Arial"/>
+          <w:b/>
+          <w:bCs/>
+          <w:sz w:val="24"/>
+          <w:szCs w:val="24"/>
+        </w:rPr>
+      </w:pPr>
+      <w:r>
+        <w:rPr>
+          <w:rFonts w:ascii="Arial" w:hAnsi="Arial" w:cs="Arial"/>
+          <w:b/>
+          <w:bCs/>
+          <w:sz w:val="24"/>
+          <w:szCs w:val="24"/>
+        </w:rPr>
+        <w:t>Armazenamento de Dados:</w:t>
+      </w:r>
+    </w:p>
+    <w:p>
+      <w:pPr>
+        <w:pStyle w:val="PargrafodaLista"/>
+        <w:numPr>
+          <w:ilvl w:val="0"/>
+          <w:numId w:val="17"/>
+        </w:numPr>
+        <w:jc w:val="both"/>
+        <w:rPr>
+          <w:rFonts w:ascii="Arial" w:hAnsi="Arial" w:cs="Arial"/>
+          <w:b/>
+          <w:bCs/>
+          <w:sz w:val="24"/>
+          <w:szCs w:val="24"/>
+        </w:rPr>
+      </w:pPr>
+      <w:r>
+        <w:rPr>
+          <w:rFonts w:ascii="Arial" w:hAnsi="Arial" w:cs="Arial"/>
+          <w:b/>
+          <w:bCs/>
+          <w:sz w:val="24"/>
+          <w:szCs w:val="24"/>
+        </w:rPr>
+        <w:t>Discos rígidos</w:t>
+      </w:r>
+      <w:r>
+        <w:rPr>
+          <w:rFonts w:ascii="Arial" w:hAnsi="Arial" w:cs="Arial"/>
+          <w:b/>
+          <w:bCs/>
+          <w:sz w:val="24"/>
+          <w:szCs w:val="24"/>
+        </w:rPr>
+        <w:t xml:space="preserve">: </w:t>
+      </w:r>
+      <w:r>
+        <w:rPr>
+          <w:rFonts w:ascii="Arial" w:hAnsi="Arial" w:cs="Arial"/>
+          <w:sz w:val="24"/>
+          <w:szCs w:val="24"/>
+        </w:rPr>
+        <w:t xml:space="preserve">HDs – é um disco de metal e uma agulha grava informações por gravação magnética. </w:t>
+      </w:r>
+      <w:r>
+        <w:rPr>
+          <w:rFonts w:ascii="Arial" w:hAnsi="Arial" w:cs="Arial"/>
+          <w:sz w:val="24"/>
+          <w:szCs w:val="24"/>
+        </w:rPr>
+        <w:t>Tem a vida últil maior.</w:t>
+      </w:r>
+    </w:p>
+    <w:p>
+      <w:pPr>
+        <w:pStyle w:val="PargrafodaLista"/>
+        <w:numPr>
+          <w:ilvl w:val="0"/>
+          <w:numId w:val="17"/>
+        </w:numPr>
+        <w:jc w:val="both"/>
+        <w:rPr>
+          <w:rFonts w:ascii="Arial" w:hAnsi="Arial" w:cs="Arial"/>
+          <w:b/>
+          <w:bCs/>
+          <w:sz w:val="24"/>
+          <w:szCs w:val="24"/>
+        </w:rPr>
+      </w:pPr>
+      <w:r>
+        <w:rPr>
+          <w:rFonts w:ascii="Arial" w:hAnsi="Arial" w:cs="Arial"/>
+          <w:b/>
+          <w:bCs/>
+          <w:sz w:val="24"/>
+          <w:szCs w:val="24"/>
+        </w:rPr>
+        <w:t xml:space="preserve">Unidades sólidas: </w:t>
+      </w:r>
+      <w:r>
+        <w:rPr>
+          <w:rFonts w:ascii="Arial" w:hAnsi="Arial" w:cs="Arial"/>
+          <w:sz w:val="24"/>
+          <w:szCs w:val="24"/>
+        </w:rPr>
+        <w:t>SSDs – memória flash, gasta menos energia e é mais veloz.</w:t>
+      </w:r>
+    </w:p>
     <w:sectPr>
       <w:type w:val="continuous"/>
       <w:pgSz w:w="11906" w:h="16838"/>
@@ -4353,6 +4015,119 @@
     </w:lvl>
   </w:abstractNum>
   <w:abstractNum w:abstractNumId="2" w15:restartNumberingAfterBreak="0">
+    <w:nsid w:val="18B459E2"/>
+    <w:multiLevelType w:val="hybridMultilevel"/>
+    <w:tmpl w:val="F64C6FA6"/>
+    <w:lvl w:ilvl="0" w:tplc="04160001">
+      <w:start w:val="1"/>
+      <w:numFmt w:val="bullet"/>
+      <w:lvlText w:val=""/>
+      <w:lvlJc w:val="left"/>
+      <w:pPr>
+        <w:ind w:left="1785" w:hanging="360"/>
+      </w:pPr>
+      <w:rPr>
+        <w:rFonts w:ascii="Symbol" w:hAnsi="Symbol" w:hint="default"/>
+      </w:rPr>
+    </w:lvl>
+    <w:lvl w:ilvl="1" w:tplc="04160003" w:tentative="1">
+      <w:start w:val="1"/>
+      <w:numFmt w:val="bullet"/>
+      <w:lvlText w:val="o"/>
+      <w:lvlJc w:val="left"/>
+      <w:pPr>
+        <w:ind w:left="2505" w:hanging="360"/>
+      </w:pPr>
+      <w:rPr>
+        <w:rFonts w:ascii="Courier New" w:hAnsi="Courier New" w:cs="Courier New" w:hint="default"/>
+      </w:rPr>
+    </w:lvl>
+    <w:lvl w:ilvl="2" w:tplc="04160005" w:tentative="1">
+      <w:start w:val="1"/>
+      <w:numFmt w:val="bullet"/>
+      <w:lvlText w:val=""/>
+      <w:lvlJc w:val="left"/>
+      <w:pPr>
+        <w:ind w:left="3225" w:hanging="360"/>
+      </w:pPr>
+      <w:rPr>
+        <w:rFonts w:ascii="Wingdings" w:hAnsi="Wingdings" w:hint="default"/>
+      </w:rPr>
+    </w:lvl>
+    <w:lvl w:ilvl="3" w:tplc="04160001" w:tentative="1">
+      <w:start w:val="1"/>
+      <w:numFmt w:val="bullet"/>
+      <w:lvlText w:val=""/>
+      <w:lvlJc w:val="left"/>
+      <w:pPr>
+        <w:ind w:left="3945" w:hanging="360"/>
+      </w:pPr>
+      <w:rPr>
+        <w:rFonts w:ascii="Symbol" w:hAnsi="Symbol" w:hint="default"/>
+      </w:rPr>
+    </w:lvl>
+    <w:lvl w:ilvl="4" w:tplc="04160003" w:tentative="1">
+      <w:start w:val="1"/>
+      <w:numFmt w:val="bullet"/>
+      <w:lvlText w:val="o"/>
+      <w:lvlJc w:val="left"/>
+      <w:pPr>
+        <w:ind w:left="4665" w:hanging="360"/>
+      </w:pPr>
+      <w:rPr>
+        <w:rFonts w:ascii="Courier New" w:hAnsi="Courier New" w:cs="Courier New" w:hint="default"/>
+      </w:rPr>
+    </w:lvl>
+    <w:lvl w:ilvl="5" w:tplc="04160005" w:tentative="1">
+      <w:start w:val="1"/>
+      <w:numFmt w:val="bullet"/>
+      <w:lvlText w:val=""/>
+      <w:lvlJc w:val="left"/>
+      <w:pPr>
+        <w:ind w:left="5385" w:hanging="360"/>
+      </w:pPr>
+      <w:rPr>
+        <w:rFonts w:ascii="Wingdings" w:hAnsi="Wingdings" w:hint="default"/>
+      </w:rPr>
+    </w:lvl>
+    <w:lvl w:ilvl="6" w:tplc="04160001" w:tentative="1">
+      <w:start w:val="1"/>
+      <w:numFmt w:val="bullet"/>
+      <w:lvlText w:val=""/>
+      <w:lvlJc w:val="left"/>
+      <w:pPr>
+        <w:ind w:left="6105" w:hanging="360"/>
+      </w:pPr>
+      <w:rPr>
+        <w:rFonts w:ascii="Symbol" w:hAnsi="Symbol" w:hint="default"/>
+      </w:rPr>
+    </w:lvl>
+    <w:lvl w:ilvl="7" w:tplc="04160003" w:tentative="1">
+      <w:start w:val="1"/>
+      <w:numFmt w:val="bullet"/>
+      <w:lvlText w:val="o"/>
+      <w:lvlJc w:val="left"/>
+      <w:pPr>
+        <w:ind w:left="6825" w:hanging="360"/>
+      </w:pPr>
+      <w:rPr>
+        <w:rFonts w:ascii="Courier New" w:hAnsi="Courier New" w:cs="Courier New" w:hint="default"/>
+      </w:rPr>
+    </w:lvl>
+    <w:lvl w:ilvl="8" w:tplc="04160005" w:tentative="1">
+      <w:start w:val="1"/>
+      <w:numFmt w:val="bullet"/>
+      <w:lvlText w:val=""/>
+      <w:lvlJc w:val="left"/>
+      <w:pPr>
+        <w:ind w:left="7545" w:hanging="360"/>
+      </w:pPr>
+      <w:rPr>
+        <w:rFonts w:ascii="Wingdings" w:hAnsi="Wingdings" w:hint="default"/>
+      </w:rPr>
+    </w:lvl>
+  </w:abstractNum>
+  <w:abstractNum w:abstractNumId="3" w15:restartNumberingAfterBreak="0">
     <w:nsid w:val="24807C94"/>
     <w:multiLevelType w:val="hybridMultilevel"/>
     <w:tmpl w:val="0164CD66"/>
@@ -4438,7 +4213,7 @@
       </w:pPr>
     </w:lvl>
   </w:abstractNum>
-  <w:abstractNum w:abstractNumId="3" w15:restartNumberingAfterBreak="0">
+  <w:abstractNum w:abstractNumId="4" w15:restartNumberingAfterBreak="0">
     <w:nsid w:val="296B18E2"/>
     <w:multiLevelType w:val="hybridMultilevel"/>
     <w:tmpl w:val="609CD3AA"/>
@@ -4527,7 +4302,7 @@
       </w:pPr>
     </w:lvl>
   </w:abstractNum>
-  <w:abstractNum w:abstractNumId="4" w15:restartNumberingAfterBreak="0">
+  <w:abstractNum w:abstractNumId="5" w15:restartNumberingAfterBreak="0">
     <w:nsid w:val="2B4821E0"/>
     <w:multiLevelType w:val="multilevel"/>
     <w:tmpl w:val="99909FAC"/>
@@ -4676,7 +4451,7 @@
       </w:rPr>
     </w:lvl>
   </w:abstractNum>
-  <w:abstractNum w:abstractNumId="5" w15:restartNumberingAfterBreak="0">
+  <w:abstractNum w:abstractNumId="6" w15:restartNumberingAfterBreak="0">
     <w:nsid w:val="33D648EC"/>
     <w:multiLevelType w:val="hybridMultilevel"/>
     <w:tmpl w:val="AD1800D6"/>
@@ -4762,7 +4537,7 @@
       </w:pPr>
     </w:lvl>
   </w:abstractNum>
-  <w:abstractNum w:abstractNumId="6" w15:restartNumberingAfterBreak="0">
+  <w:abstractNum w:abstractNumId="7" w15:restartNumberingAfterBreak="0">
     <w:nsid w:val="415B0EED"/>
     <w:multiLevelType w:val="hybridMultilevel"/>
     <w:tmpl w:val="BE58D706"/>
@@ -4875,10 +4650,10 @@
       </w:rPr>
     </w:lvl>
   </w:abstractNum>
-  <w:abstractNum w:abstractNumId="7" w15:restartNumberingAfterBreak="0">
+  <w:abstractNum w:abstractNumId="8" w15:restartNumberingAfterBreak="0">
     <w:nsid w:val="42BE2C31"/>
     <w:multiLevelType w:val="hybridMultilevel"/>
-    <w:tmpl w:val="0DBC212E"/>
+    <w:tmpl w:val="01D24B2C"/>
     <w:lvl w:ilvl="0" w:tplc="D95296F8">
       <w:numFmt w:val="bullet"/>
       <w:lvlText w:val=""/>
@@ -4987,7 +4762,7 @@
       </w:rPr>
     </w:lvl>
   </w:abstractNum>
-  <w:abstractNum w:abstractNumId="8" w15:restartNumberingAfterBreak="0">
+  <w:abstractNum w:abstractNumId="9" w15:restartNumberingAfterBreak="0">
     <w:nsid w:val="4700199C"/>
     <w:multiLevelType w:val="hybridMultilevel"/>
     <w:tmpl w:val="4D66A0D2"/>
@@ -5100,7 +4875,7 @@
       </w:rPr>
     </w:lvl>
   </w:abstractNum>
-  <w:abstractNum w:abstractNumId="9" w15:restartNumberingAfterBreak="0">
+  <w:abstractNum w:abstractNumId="10" w15:restartNumberingAfterBreak="0">
     <w:nsid w:val="48E41A98"/>
     <w:multiLevelType w:val="hybridMultilevel"/>
     <w:tmpl w:val="C97655AA"/>
@@ -5186,7 +4961,7 @@
       </w:pPr>
     </w:lvl>
   </w:abstractNum>
-  <w:abstractNum w:abstractNumId="10" w15:restartNumberingAfterBreak="0">
+  <w:abstractNum w:abstractNumId="11" w15:restartNumberingAfterBreak="0">
     <w:nsid w:val="4DA5052D"/>
     <w:multiLevelType w:val="hybridMultilevel"/>
     <w:tmpl w:val="9C829F98"/>
@@ -5298,7 +5073,7 @@
       </w:rPr>
     </w:lvl>
   </w:abstractNum>
-  <w:abstractNum w:abstractNumId="11" w15:restartNumberingAfterBreak="0">
+  <w:abstractNum w:abstractNumId="12" w15:restartNumberingAfterBreak="0">
     <w:nsid w:val="51C951AE"/>
     <w:multiLevelType w:val="hybridMultilevel"/>
     <w:tmpl w:val="C104689C"/>
@@ -5388,7 +5163,7 @@
       </w:pPr>
     </w:lvl>
   </w:abstractNum>
-  <w:abstractNum w:abstractNumId="12" w15:restartNumberingAfterBreak="0">
+  <w:abstractNum w:abstractNumId="13" w15:restartNumberingAfterBreak="0">
     <w:nsid w:val="59030D3B"/>
     <w:multiLevelType w:val="hybridMultilevel"/>
     <w:tmpl w:val="97BA2E8C"/>
@@ -5500,7 +5275,93 @@
       </w:rPr>
     </w:lvl>
   </w:abstractNum>
-  <w:abstractNum w:abstractNumId="13" w15:restartNumberingAfterBreak="0">
+  <w:abstractNum w:abstractNumId="14" w15:restartNumberingAfterBreak="0">
+    <w:nsid w:val="5C1E367C"/>
+    <w:multiLevelType w:val="hybridMultilevel"/>
+    <w:tmpl w:val="CFF47CAA"/>
+    <w:lvl w:ilvl="0" w:tplc="0416000F">
+      <w:start w:val="1"/>
+      <w:numFmt w:val="decimal"/>
+      <w:lvlText w:val="%1."/>
+      <w:lvlJc w:val="left"/>
+      <w:pPr>
+        <w:ind w:left="1424" w:hanging="360"/>
+      </w:pPr>
+    </w:lvl>
+    <w:lvl w:ilvl="1" w:tplc="04160019" w:tentative="1">
+      <w:start w:val="1"/>
+      <w:numFmt w:val="lowerLetter"/>
+      <w:lvlText w:val="%2."/>
+      <w:lvlJc w:val="left"/>
+      <w:pPr>
+        <w:ind w:left="2144" w:hanging="360"/>
+      </w:pPr>
+    </w:lvl>
+    <w:lvl w:ilvl="2" w:tplc="0416001B" w:tentative="1">
+      <w:start w:val="1"/>
+      <w:numFmt w:val="lowerRoman"/>
+      <w:lvlText w:val="%3."/>
+      <w:lvlJc w:val="right"/>
+      <w:pPr>
+        <w:ind w:left="2864" w:hanging="180"/>
+      </w:pPr>
+    </w:lvl>
+    <w:lvl w:ilvl="3" w:tplc="0416000F" w:tentative="1">
+      <w:start w:val="1"/>
+      <w:numFmt w:val="decimal"/>
+      <w:lvlText w:val="%4."/>
+      <w:lvlJc w:val="left"/>
+      <w:pPr>
+        <w:ind w:left="3584" w:hanging="360"/>
+      </w:pPr>
+    </w:lvl>
+    <w:lvl w:ilvl="4" w:tplc="04160019" w:tentative="1">
+      <w:start w:val="1"/>
+      <w:numFmt w:val="lowerLetter"/>
+      <w:lvlText w:val="%5."/>
+      <w:lvlJc w:val="left"/>
+      <w:pPr>
+        <w:ind w:left="4304" w:hanging="360"/>
+      </w:pPr>
+    </w:lvl>
+    <w:lvl w:ilvl="5" w:tplc="0416001B" w:tentative="1">
+      <w:start w:val="1"/>
+      <w:numFmt w:val="lowerRoman"/>
+      <w:lvlText w:val="%6."/>
+      <w:lvlJc w:val="right"/>
+      <w:pPr>
+        <w:ind w:left="5024" w:hanging="180"/>
+      </w:pPr>
+    </w:lvl>
+    <w:lvl w:ilvl="6" w:tplc="0416000F" w:tentative="1">
+      <w:start w:val="1"/>
+      <w:numFmt w:val="decimal"/>
+      <w:lvlText w:val="%7."/>
+      <w:lvlJc w:val="left"/>
+      <w:pPr>
+        <w:ind w:left="5744" w:hanging="360"/>
+      </w:pPr>
+    </w:lvl>
+    <w:lvl w:ilvl="7" w:tplc="04160019" w:tentative="1">
+      <w:start w:val="1"/>
+      <w:numFmt w:val="lowerLetter"/>
+      <w:lvlText w:val="%8."/>
+      <w:lvlJc w:val="left"/>
+      <w:pPr>
+        <w:ind w:left="6464" w:hanging="360"/>
+      </w:pPr>
+    </w:lvl>
+    <w:lvl w:ilvl="8" w:tplc="0416001B" w:tentative="1">
+      <w:start w:val="1"/>
+      <w:numFmt w:val="lowerRoman"/>
+      <w:lvlText w:val="%9."/>
+      <w:lvlJc w:val="right"/>
+      <w:pPr>
+        <w:ind w:left="7184" w:hanging="180"/>
+      </w:pPr>
+    </w:lvl>
+  </w:abstractNum>
+  <w:abstractNum w:abstractNumId="15" w15:restartNumberingAfterBreak="0">
     <w:nsid w:val="5F2A141F"/>
     <w:multiLevelType w:val="hybridMultilevel"/>
     <w:tmpl w:val="1646C668"/>
@@ -5613,7 +5474,7 @@
       </w:rPr>
     </w:lvl>
   </w:abstractNum>
-  <w:abstractNum w:abstractNumId="14" w15:restartNumberingAfterBreak="0">
+  <w:abstractNum w:abstractNumId="16" w15:restartNumberingAfterBreak="0">
     <w:nsid w:val="625D429E"/>
     <w:multiLevelType w:val="hybridMultilevel"/>
     <w:tmpl w:val="E3B2A5DE"/>
@@ -5700,48 +5561,54 @@
     </w:lvl>
   </w:abstractNum>
   <w:num w:numId="1">
-    <w:abstractNumId w:val="6"/>
+    <w:abstractNumId w:val="7"/>
   </w:num>
   <w:num w:numId="2">
     <w:abstractNumId w:val="1"/>
   </w:num>
   <w:num w:numId="3">
-    <w:abstractNumId w:val="9"/>
+    <w:abstractNumId w:val="10"/>
   </w:num>
   <w:num w:numId="4">
-    <w:abstractNumId w:val="10"/>
+    <w:abstractNumId w:val="11"/>
   </w:num>
   <w:num w:numId="5">
-    <w:abstractNumId w:val="12"/>
+    <w:abstractNumId w:val="13"/>
   </w:num>
   <w:num w:numId="6">
-    <w:abstractNumId w:val="13"/>
+    <w:abstractNumId w:val="15"/>
   </w:num>
   <w:num w:numId="7">
     <w:abstractNumId w:val="0"/>
   </w:num>
   <w:num w:numId="8">
+    <w:abstractNumId w:val="9"/>
+  </w:num>
+  <w:num w:numId="9">
+    <w:abstractNumId w:val="5"/>
+  </w:num>
+  <w:num w:numId="10">
+    <w:abstractNumId w:val="16"/>
+  </w:num>
+  <w:num w:numId="11">
+    <w:abstractNumId w:val="4"/>
+  </w:num>
+  <w:num w:numId="12">
+    <w:abstractNumId w:val="12"/>
+  </w:num>
+  <w:num w:numId="13">
     <w:abstractNumId w:val="8"/>
   </w:num>
-  <w:num w:numId="9">
-    <w:abstractNumId w:val="4"/>
+  <w:num w:numId="14">
+    <w:abstractNumId w:val="6"/>
   </w:num>
-  <w:num w:numId="10">
+  <w:num w:numId="15">
+    <w:abstractNumId w:val="3"/>
+  </w:num>
+  <w:num w:numId="16">
     <w:abstractNumId w:val="14"/>
   </w:num>
-  <w:num w:numId="11">
-    <w:abstractNumId w:val="3"/>
-  </w:num>
-  <w:num w:numId="12">
-    <w:abstractNumId w:val="11"/>
-  </w:num>
-  <w:num w:numId="13">
-    <w:abstractNumId w:val="7"/>
-  </w:num>
-  <w:num w:numId="14">
-    <w:abstractNumId w:val="5"/>
-  </w:num>
-  <w:num w:numId="15">
+  <w:num w:numId="17">
     <w:abstractNumId w:val="2"/>
   </w:num>
 </w:numbering>
